--- a/livrables/lecons/revenus-passifs/2026-09-27_lecon-revenus-passifs_10_esperance-de-vie-modeles.docx
+++ b/livrables/lecons/revenus-passifs/2026-09-27_lecon-revenus-passifs_10_esperance-de-vie-modeles.docx
@@ -69,7 +69,14 @@
           <w:sz w:val="22"/>
           <w:szCs w:val="22"/>
         </w:rPr>
-        <w:t xml:space="preserve">Signaux de déclin · Scénarios de durabilité · Matrice de décision</w:t>
+        <w:t xml:space="preserve">Signaux de déclin · Facteurs de durabilité · Matrice de décision</w:t>
+      </w:r>
+      <w:r>
+        <w:rPr>
+          <w:i/>
+          <w:color w:val="808080"/>
+        </w:rPr>
+        <w:t xml:space="preserve">  [Corrigé le 27/09/2026 : le sous-titre annonçait des scénarios de durabilité ; le document livre une grille de six facteurs, pas des scénarios.]</w:t>
       </w:r>
     </w:p>
     <w:p>
@@ -220,7 +227,14 @@
           <w:sz w:val="22"/>
           <w:szCs w:val="22"/>
         </w:rPr>
-        <w:t xml:space="preserve">C'est la dernière leçon du parcours. Vous avez couvert les 9 thèmes fondamentaux : définitions et mythes, familles de modèles, les trois intrants, l'économie réelle, les cinq familles d'idées (produits numériques, contenus/affiliation, ETF/dividendes/SCPI, micro-SaaS/agents IA), les deux leçons d'outillage.</w:t>
+        <w:t xml:space="preserve">C'est la dernière leçon du parcours. Vous avez couvert les 9 thèmes fondamentaux : définitions et mythes, familles de modèles, les trois intrants, l'économie réelle, les cinq familles d'idées (produits numériques, contenus monétisés et affiliation, placements à revenu en ETF et dividendes, immobilier locatif et SCPI, micro-SaaS et agents IA), les deux leçons d'outillage.</w:t>
+      </w:r>
+      <w:r>
+        <w:rPr>
+          <w:i/>
+          <w:color w:val="808080"/>
+        </w:rPr>
+        <w:t xml:space="preserve"> [Corrigé le 27/09/2026 : cinq familles étaient annoncées et quatre libellés énumérés — les placements à revenu et l'immobilier locatif y étaient fondus en un seul.]</w:t>
       </w:r>
     </w:p>
     <w:p>
@@ -352,6 +366,13 @@
           <w:szCs w:val="30"/>
         </w:rPr>
         <w:t xml:space="preserve">🔬 Théorie (20 %) — Le cycle de vie d'un modèle passif</w:t>
+      </w:r>
+      <w:r>
+        <w:rPr>
+          <w:i/>
+          <w:color w:val="808080"/>
+        </w:rPr>
+        <w:t xml:space="preserve">   [Mesuré le 27/09/2026 : théorie et ancrage réaliste font 44 % du document, non 20 % — voir le journal.]</w:t>
       </w:r>
     </w:p>
     <w:p>
@@ -765,6 +786,13 @@
         </w:rPr>
         <w:t xml:space="preserve">La durée de ce cycle dépend d'une variable centrale : la profondeur du fossé concurrentiel (le "moat"). Un ebook généraliste n'a pas de moat — cycle de 6 à 18 mois avant saturation. Un micro-SaaS sur une niche très spécifique avec des données propriétaires peut tenir des années.</w:t>
       </w:r>
+      <w:r>
+        <w:rPr>
+          <w:i/>
+          <w:color w:val="808080"/>
+        </w:rPr>
+        <w:t xml:space="preserve"> [Précisé le 27/09/2026 : les deux durées de cycle données ici, 6 à 18 mois puis plusieurs années, sont des ordres de grandeur non sourcés, pas des données mesurées.]</w:t>
+      </w:r>
     </w:p>
     <w:p>
       <w:pPr>
@@ -1490,6 +1518,13 @@
         </w:rPr>
         <w:t xml:space="preserve">La table ci-dessous utilise la distribution détaillée de groundworkblog.com, lue intégralement lors de cette exécution.</w:t>
       </w:r>
+      <w:r>
+        <w:rPr>
+          <w:i/>
+          <w:color w:val="808080"/>
+        </w:rPr>
+        <w:t xml:space="preserve"> [Précisé le 27/09/2026 : les quatre tranches totalisent 99 à 100 % et ne laissent que 0 à 1 % à la tranche 500 à 1 000 $/mois, qu'aucune ligne ne porte. Conséquence pour la note ci-dessus : les deux sources ne se contredisent pas — si cette tranche est quasi vide, environ 70 % des produits sont sous les DEUX seuils, et les deux énoncés décrivent la même distribution lue à deux bornes différentes. Ce qui reste à questionner n'est donc pas la discordance entre les sources, mais cette tranche presque vide dans la distribution source elle-même.]</w:t>
+      </w:r>
     </w:p>
     <w:p>
       <w:pPr>
@@ -1845,7 +1880,14 @@
           <w:sz w:val="22"/>
           <w:szCs w:val="22"/>
         </w:rPr>
-        <w:t xml:space="preserve">Médiane constatée : 500 $/mois de MRR.</w:t>
+        <w:t xml:space="preserve">Médiane constatée : au plus 500 $/mois de MRR.</w:t>
+      </w:r>
+      <w:r>
+        <w:rPr>
+          <w:i/>
+          <w:color w:val="808080"/>
+        </w:rPr>
+        <w:t xml:space="preserve"> [Corrigé le 27/09/2026 : la page source donne une médiane de 500 $/mois et, dans la même analyse, 70 % des produits sous 500 $/mois. Les deux ne peuvent pas être vraies ensemble : la médiane d'une population dont 70 % est sous un seuil est inférieure à ce seuil. Ce qui se retient est la borne, pas la valeur.]</w:t>
       </w:r>
     </w:p>
     <w:p>
@@ -1962,6 +2004,13 @@
           <w:szCs w:val="22"/>
         </w:rPr>
         <w:t xml:space="preserve">Six facteurs déterminent si un modèle passif va tenir dans la durée ou décliner rapidement :</w:t>
+      </w:r>
+      <w:r>
+        <w:rPr>
+          <w:i/>
+          <w:color w:val="808080"/>
+        </w:rPr>
+        <w:t xml:space="preserve"> [Précisé le 27/09/2026 : cette grille est une construction de cette leçon, pas un résultat publié. Les six facteurs, les seuils de ses deux dernières colonnes (3 %, 7 %, 2 h, 10 h, -80 %, 6 mois) et les trois bandes de lecture du score total de l'exercice 2 ne viennent d'aucune source : ce sont des repères de raisonnement, à recalibrer sur ses propres chiffres. Les seuls chiffres sourcés de cette leçon sont ceux de la section 4 et ceux de l'AMF.]</w:t>
       </w:r>
     </w:p>
     <w:p>
@@ -3121,6 +3170,13 @@
         </w:rPr>
         <w:t xml:space="preserve">🛠️ Pratique (80 %) — Trois exercices</w:t>
       </w:r>
+      <w:r>
+        <w:rPr>
+          <w:i/>
+          <w:color w:val="808080"/>
+        </w:rPr>
+        <w:t xml:space="preserve">   [Mesuré le 27/09/2026 : la partie pratique fait 56 % du document, non 80 % — voir le journal.]</w:t>
+      </w:r>
     </w:p>
     <w:p>
       <w:pPr>
@@ -3452,7 +3508,14 @@
           <w:sz w:val="22"/>
           <w:szCs w:val="22"/>
         </w:rPr>
-        <w:t xml:space="preserve">Source d'acquisition unique (94 % SEO) — un seul choc = -50 % de trafic</w:t>
+        <w:t xml:space="preserve">Source d'acquisition unique (94 % SEO) — un seul choc = -43 % de trafic (12 000 vers 6 800 visites)</w:t>
+      </w:r>
+      <w:r>
+        <w:rPr>
+          <w:i/>
+          <w:color w:val="808080"/>
+        </w:rPr>
+        <w:t xml:space="preserve"> [Corrigé le 27/09/2026 : le -50 % est celui du revenu (620 € vers 310 €), pas du trafic, qui recule de 43,3 %.]</w:t>
       </w:r>
     </w:p>
     <w:p>
@@ -4259,7 +4322,7 @@
                 <w:sz w:val="20"/>
                 <w:szCs w:val="20"/>
               </w:rPr>
-              <w:t xml:space="preserve">Dépendance à 70 % sur un seul fournisseur d'API — risque critique</w:t>
+              <w:t xml:space="preserve">Dépendance de 100 % à un seul fournisseur d'API, dont le périmètre couvre 70 % des cas d'usage — risque critique</w:t>
             </w:r>
           </w:p>
         </w:tc>
@@ -4330,7 +4393,14 @@
           <w:sz w:val="22"/>
           <w:szCs w:val="22"/>
         </w:rPr>
-        <w:t xml:space="preserve">L'indépendance des tiers (note 1) est le facteur le plus urgent. Action concrète : intégrer un second fournisseur de facturation (par ex. Pennylane ou Freebe) pour ne plus dépendre d'un seul. Objectif : amener ce facteur à 3/5 en réduisant la dépendance unique à &lt; 40 %.</w:t>
+        <w:t xml:space="preserve">L'indépendance des tiers (note 1) est le facteur le plus urgent. Action concrète : intégrer un second fournisseur de facturation (par ex. Pennylane ou Freebe) pour ne plus dépendre d'un seul. Objectif : amener ce facteur à 3/5 en répartissant les intégrations sur deux fournisseurs, aucun ne portant plus de 60 % des comptes.</w:t>
+      </w:r>
+      <w:r>
+        <w:rPr>
+          <w:i/>
+          <w:color w:val="808080"/>
+        </w:rPr>
+        <w:t xml:space="preserve"> [Corrigé le 27/09/2026 : l'énoncé dit que l'outil est construit sur l'API d'un seul éditeur — la dépendance est donc totale ; les 70 % étaient la part des cas d'usage couverts, pas la part de la dépendance. La cible chiffrée portait sur une dépendance de 70 % qui n'existait pas : avec une dépendance totale, l'objectif est de la partager, pas de la ramener à un pourcentage.]</w:t>
       </w:r>
     </w:p>
     <w:p>
@@ -5006,7 +5076,14 @@
                 <w:sz w:val="20"/>
                 <w:szCs w:val="20"/>
               </w:rPr>
-              <w:t xml:space="preserve">1 (3 ventes/mois vs 25 = -88 %)</w:t>
+              <w:t xml:space="preserve">1 (pas d'abonné, donc aucun churn à mesurer — indicateur de substitution : la chute des ventes, 3/mois contre 25 = -88 %)</w:t>
+            </w:r>
+            <w:r>
+              <w:rPr>
+                <w:i/>
+                <w:color w:val="808080"/>
+              </w:rPr>
+              <w:t xml:space="preserve"> [Corrigé le 27/09/2026 : la théorie définit le churn comme la part d'abonnés ou de clients perdus par mois ; un produit vendu à l'unité n'en a pas. La note reste 1, mais sur un indicateur de substitution désormais nommé.]</w:t>
             </w:r>
           </w:p>
         </w:tc>
@@ -5059,7 +5136,14 @@
                 <w:sz w:val="20"/>
                 <w:szCs w:val="20"/>
               </w:rPr>
-              <w:t xml:space="preserve">5 (0 h/semaine)</w:t>
+              <w:t xml:space="preserve">5 (0 h/semaine — mais voir la limite signalée)</w:t>
+            </w:r>
+            <w:r>
+              <w:rPr>
+                <w:i/>
+                <w:color w:val="808080"/>
+              </w:rPr>
+              <w:t xml:space="preserve"> [Signalé le 27/09/2026 : limite de la grille. Un produit abandonné obtient la note maximale sur ce facteur, précisément parce que plus personne ne le maintient. Le score de maintenance ne se lit donc jamais seul : croisé avec le moat et les sources d'acquisition, le 5 du modèle A dit un abandon, pas une force.]</w:t>
             </w:r>
           </w:p>
         </w:tc>
@@ -5421,7 +5505,14 @@
           <w:sz w:val="22"/>
           <w:szCs w:val="22"/>
         </w:rPr>
-        <w:t xml:space="preserve">1. SCPI Perial PF Hospitalité (fictive) — taux de distribution annoncé : 4,50 % en 2024.</w:t>
+        <w:t xml:space="preserve">1. SCPI Pierre Hospitalière Méridienne (nom, chiffres et trajectoire entièrement inventés) — taux de distribution annoncé : 4,50 % en 2024.</w:t>
+      </w:r>
+      <w:r>
+        <w:rPr>
+          <w:i/>
+          <w:color w:val="808080"/>
+        </w:rPr>
+        <w:t xml:space="preserve"> [Corrigé le 27/09/2026 : ce cas nommait une SCPI réelle, PF Hospitalité Europe de Perial Asset Management, en la déclarant fictive entre parenthèses. Un nom de produit réel ne reçoit pas de chiffres fabriqués, même annoncés fictifs. Ses taux de distribution réels sont d'ailleurs plats et non déclinants : 4,53 % en 2021, 4,02 % en 2022, 4,20 % en 2023, 4,02 % en 2024, 4,11 % en 2025 — les deux pages qui les portent sont ajoutées aux Ressources et testées ce jour. Le 4,50 % existe bien sur la page du gestionnaire, mais comme objectif de rendement interne à dix ans, pas comme taux de distribution. Et le vrai signal de 2024 sur ce produit était ailleurs : le prix de référence est passé de 200 à 181 €, soit -9,50 %. Le cas ci-dessous porte désormais un nom inventé et conserve ses chiffres d'exercice.]</w:t>
       </w:r>
     </w:p>
     <w:p>
@@ -5976,6 +6067,13 @@
               </w:rPr>
               <w:t xml:space="preserve">Réévaluer dans 12 mois sur base du bilan annuel 2026</w:t>
             </w:r>
+            <w:r>
+              <w:rPr>
+                <w:i/>
+                <w:color w:val="808080"/>
+              </w:rPr>
+              <w:t xml:space="preserve"> [Précisé le 27/09/2026 : les quatre décisions de ce tableau sont des réponses d'exercice sur des cas inventés. Ce ne sont pas des recommandations : cette leçon n'analyse aucune situation réelle et ne dit pas quoi conserver, vendre ou arrêter.]</w:t>
+            </w:r>
           </w:p>
         </w:tc>
       </w:tr>
@@ -6462,6 +6560,32 @@
       </w:hyperlink>
     </w:p>
     <w:p>
+      <w:r>
+        <w:rPr/>
+        <w:t xml:space="preserve"/>
+      </w:r>
+    </w:p>
+    <w:p>
+      <w:r>
+        <w:rPr>
+          <w:b/>
+        </w:rPr>
+        <w:t xml:space="preserve">Vérification ajoutée le 27/09/2026 — la SCPI nommée par erreur dans le challenge (les deux pages répondent HTTP 200, chiffres lus dans le HTML) :</w:t>
+      </w:r>
+    </w:p>
+    <w:p>
+      <w:r>
+        <w:rPr/>
+        <w:t xml:space="preserve">• https://www.perial.com/scpi/pf-hospitalite-europe — page du gestionnaire PERIAL AM : taux de distribution 2025 de 4,11 %, objectif de rendement interne sur 10 ans de 4,50 %, capitalisation 333 M€, taux d'occupation financier 99,3 %.</w:t>
+      </w:r>
+    </w:p>
+    <w:p>
+      <w:r>
+        <w:rPr/>
+        <w:t xml:space="preserve">• https://www.primaliance.com/scpi-de-rendement/267-scpi-perial-hospitalite-europe — série des taux de distribution de 2020 à 2025 (0,50 %, 4,53 %, 4,02 %, 4,20 %, 4,02 %, 4,11 %), dividende versé par part et variation du prix de référence, source IEIF.</w:t>
+      </w:r>
+    </w:p>
+    <w:p>
       <w:pPr>
         <w:spacing w:after="80"/>
       </w:pPr>
@@ -6702,6 +6826,190 @@
       </w:pPr>
       <w:r>
         <w:t xml:space="preserve"/>
+      </w:r>
+    </w:p>
+    <w:p>
+      <w:r>
+        <w:rPr/>
+        <w:t xml:space="preserve"/>
+      </w:r>
+    </w:p>
+    <w:p>
+      <w:r>
+        <w:rPr>
+          <w:b/>
+        </w:rPr>
+        <w:t xml:space="preserve">📝 Journal des corrections</w:t>
+      </w:r>
+    </w:p>
+    <w:p>
+      <w:r>
+        <w:rPr>
+          <w:color w:val="595959"/>
+          <w:sz w:val="20"/>
+          <w:szCs w:val="20"/>
+        </w:rPr>
+        <w:t xml:space="preserve">Douze corrections et deux ressources ajoutées. Les formulations d'origine sont conservées ci-dessous.</w:t>
+      </w:r>
+    </w:p>
+    <w:p>
+      <w:r>
+        <w:rPr>
+          <w:color w:val="595959"/>
+          <w:sz w:val="20"/>
+          <w:szCs w:val="20"/>
+        </w:rPr>
+        <w:t xml:space="preserve"/>
+      </w:r>
+    </w:p>
+    <w:p>
+      <w:r>
+        <w:rPr>
+          <w:color w:val="595959"/>
+          <w:sz w:val="20"/>
+          <w:szCs w:val="20"/>
+        </w:rPr>
+        <w:t xml:space="preserve">1. Sous-titre. Origine : « Signaux de déclin · Scénarios de durabilité · Matrice de décision ». Aucune section ne portait de scénario : les six facteurs avaient pris leur place. Le sous-titre annonce désormais des facteurs.</w:t>
+      </w:r>
+    </w:p>
+    <w:p>
+      <w:r>
+        <w:rPr>
+          <w:color w:val="595959"/>
+          <w:sz w:val="20"/>
+          <w:szCs w:val="20"/>
+        </w:rPr>
+        <w:t xml:space="preserve">2. Objectif et continuité. Origine : « les cinq familles d'idées (produits numériques, contenus/affiliation, ETF/dividendes/SCPI, micro-SaaS/agents IA) » — cinq familles annoncées, quatre libellés énumérés, les placements à revenu et l'immobilier locatif fondus en un.</w:t>
+      </w:r>
+    </w:p>
+    <w:p>
+      <w:r>
+        <w:rPr>
+          <w:color w:val="595959"/>
+          <w:sz w:val="20"/>
+          <w:szCs w:val="20"/>
+        </w:rPr>
+        <w:t xml:space="preserve">3. En-têtes de section. Les étiquettes « Théorie (20 %) » et « Pratique (80 %) » sont conservées comme intention du parcours, avec la mesure en face. Mesuré en caractères entre les repères du document tel que livré ce matin, marqueurs de correction exclus : théorie et ancrage réaliste 7 373 signes, partie pratique 9 489 — soit 56 % de pratique, non 80 %. Les quatre leçons précédentes du parcours : 42 % (n°06), 43 % (n°07), 48 % (n°08), 55 % (n°09). La n°10 est la plus proche de la cible que le parcours ait produite, et l'écart reste de vingt-quatre points.</w:t>
+      </w:r>
+    </w:p>
+    <w:p>
+      <w:r>
+        <w:rPr>
+          <w:color w:val="595959"/>
+          <w:sz w:val="20"/>
+          <w:szCs w:val="20"/>
+        </w:rPr>
+        <w:t xml:space="preserve">4. Théorie, section 1. Les durées « cycle de 6 à 18 mois avant saturation » et « peut tenir des années » étaient posées sans source. Déclarées comme ordres de grandeur.</w:t>
+      </w:r>
+    </w:p>
+    <w:p>
+      <w:r>
+        <w:rPr>
+          <w:color w:val="595959"/>
+          <w:sz w:val="20"/>
+          <w:szCs w:val="20"/>
+        </w:rPr>
+        <w:t xml:space="preserve">5. Théorie, section 4. Origine : « La table ci-dessous utilise la distribution détaillée de groundworkblog.com ». La note méthodologique présentait les deux sources comme discordantes et il fallait trancher. En réalité les quatre tranches (70 %, 18 %, 10 %, 1 à 2 %) totalisent 99 à 100 % et ne laissent que 0 à 1 % à la tranche 500 à 1 000 $/mois : environ 70 % des produits sont donc sous les deux seuils, et les deux sources décrivent la même distribution lue à deux bornes différentes. La discordance était surestimée ; l'anomalie réelle est la tranche presque vide de la distribution source.</w:t>
+      </w:r>
+    </w:p>
+    <w:p>
+      <w:r>
+        <w:rPr>
+          <w:color w:val="595959"/>
+          <w:sz w:val="20"/>
+          <w:szCs w:val="20"/>
+        </w:rPr>
+        <w:t xml:space="preserve">6. Théorie, section 4. Origine : « Médiane constatée : 500 $/mois de MRR. » La page source porte aussi « 70 % des produits micro-SaaS gagnent moins de 500 $/mois » : la médiane d'une population dont 70 % est sous un seuil est inférieure à ce seuil. Devenu : au plus 500 $/mois.</w:t>
+      </w:r>
+    </w:p>
+    <w:p>
+      <w:r>
+        <w:rPr>
+          <w:color w:val="595959"/>
+          <w:sz w:val="20"/>
+          <w:szCs w:val="20"/>
+        </w:rPr>
+        <w:t xml:space="preserve">7. Théorie, section 5. Origine : « Six facteurs déterminent si un modèle passif va tenir dans la durée ou décliner rapidement », suivi d'une grille dont aucun seuil n'était sourcé — 3 %, 7 %, 2 h, 10 h, -80 %, 6 mois, et les bandes de score « fragile (&lt; 15), moyen (15-22), durable (&gt; 22) ». Seize valeurs sans URL ni déclaration, alors que la leçon déclarait honnêtement le seul chiffre qu'elle avait emprunté (le « &lt; 100 € » des ebooks). La grille est désormais annoncée pour ce qu'elle est : une construction de cette leçon.</w:t>
+      </w:r>
+    </w:p>
+    <w:p>
+      <w:r>
+        <w:rPr>
+          <w:color w:val="595959"/>
+          <w:sz w:val="20"/>
+          <w:szCs w:val="20"/>
+        </w:rPr>
+        <w:t xml:space="preserve">8. Corrigé de l'exercice 1. Origine : « Source d'acquisition unique (94 % SEO) — un seul choc = -50 % de trafic ». Le trafic recule de 12 000 à 6 800 visites, soit -43,3 % ; le -50 % est celui du revenu (620 € vers 310 €).</w:t>
+      </w:r>
+    </w:p>
+    <w:p>
+      <w:r>
+        <w:rPr>
+          <w:color w:val="595959"/>
+          <w:sz w:val="20"/>
+          <w:szCs w:val="20"/>
+        </w:rPr>
+        <w:t xml:space="preserve">9. Corrigé de l'exercice 2. Origine : « Dépendance à 70 % sur un seul fournisseur d'API — risque critique » et « amener ce facteur à 3/5 en réduisant la dépendance unique à &lt; 40 % ». L'énoncé dit que l'outil est construit sur l'API d'un seul éditeur : la dépendance est de 100 %, et les 70 % étaient la part des cas d'usage couverts par cet éditeur.</w:t>
+      </w:r>
+    </w:p>
+    <w:p>
+      <w:r>
+        <w:rPr>
+          <w:color w:val="595959"/>
+          <w:sz w:val="20"/>
+          <w:szCs w:val="20"/>
+        </w:rPr>
+        <w:t xml:space="preserve">10. Corrigé de l'exercice 3. Origine : ligne « Churn mensuel », modèle A, « 1 (3 ventes/mois vs 25 = -88 %) ». La théorie définit le churn comme la part d'abonnés ou de clients perdus par mois ; un guide PDF vendu à l'unité n'a pas d'abonné. La note reste 1, sur un indicateur de substitution nommé.</w:t>
+      </w:r>
+    </w:p>
+    <w:p>
+      <w:r>
+        <w:rPr>
+          <w:color w:val="595959"/>
+          <w:sz w:val="20"/>
+          <w:szCs w:val="20"/>
+        </w:rPr>
+        <w:t xml:space="preserve">11. Corrigé de l'exercice 3. Origine : ligne « Maintenance réelle », modèle A, « 5 (0 h/semaine) ». La grille attribue sa note maximale au produit mort, parce que plus personne ne le maintient : elle récompense l'abandon. La limite est désormais signalée dans le corrigé.</w:t>
+      </w:r>
+    </w:p>
+    <w:p>
+      <w:r>
+        <w:rPr>
+          <w:color w:val="595959"/>
+          <w:sz w:val="20"/>
+          <w:szCs w:val="20"/>
+        </w:rPr>
+        <w:t xml:space="preserve">12. Challenge. Origine : « 1. SCPI Perial PF Hospitalité (fictive) — taux de distribution annoncé : 4,50 % en 2024. Signal : taux de distribution était à 5,20 % en 2022, 4,80 % en 2023, 4,50 % en 2024. » PF Hospitalité Europe existe, gérée par PERIAL Asset Management. Ses taux de distribution réels sont 4,53 % en 2021, 4,02 % en 2022, 4,20 % en 2023, 4,02 % en 2024 et 4,11 % en 2025 : plats, et non en baisse de 0,70 point en deux ans comme l'énonçait l'exercice. Le 4,50 % figure bien sur la page du gestionnaire, mais comme objectif de rendement interne à dix ans. Le signal réel de 2024 était une baisse du prix de référence de 200 à 181 €, soit -9,50 %, que l'exercice ignorait. Le cas porte désormais un nom inventé, et deux pages ont été ajoutées aux Ressources.</w:t>
+      </w:r>
+    </w:p>
+    <w:p>
+      <w:r>
+        <w:rPr>
+          <w:color w:val="595959"/>
+          <w:sz w:val="20"/>
+          <w:szCs w:val="20"/>
+        </w:rPr>
+        <w:t xml:space="preserve">13. Challenge, tableau de décision. La ligne SCPI concluait « Maintenir + surveiller », avec un horizon à 12 mois, sur un produit nommé — dans une leçon qui s'ouvre sur « ne vous dit pas quoi acheter, vendre, ni pour quel montant ». Le tableau porte désormais le rappel que ses quatre décisions sont des réponses d'exercice sur des cas inventés.</w:t>
+      </w:r>
+    </w:p>
+    <w:p>
+      <w:r>
+        <w:rPr>
+          <w:color w:val="595959"/>
+          <w:sz w:val="20"/>
+          <w:szCs w:val="20"/>
+        </w:rPr>
+        <w:t xml:space="preserve"/>
+      </w:r>
+    </w:p>
+    <w:p>
+      <w:r>
+        <w:rPr>
+          <w:color w:val="595959"/>
+          <w:sz w:val="20"/>
+          <w:szCs w:val="20"/>
+        </w:rPr>
+        <w:t xml:space="preserve">Ce qui n'est PAS corrigé, et pourquoi : la répartition théorie/pratique, qui ne se règle pas par une retouche de document ; la table de distribution micro-SaaS, conservée telle que la page source la publie, trou de tranche compris, puisque la recopier fidèlement était la consigne.</w:t>
       </w:r>
     </w:p>
     <w:sectPr>
